--- a/t33_s2.docx
+++ b/t33_s2.docx
@@ -3,2348 +3,998 @@
 <w:document xmlns:wpc="http://schemas.microsoft.com/office/word/2010/wordprocessingCanvas" xmlns:mo="http://schemas.microsoft.com/office/mac/office/2008/main" xmlns:mc="http://schemas.openxmlformats.org/markup-compatibility/2006" xmlns:mv="urn:schemas-microsoft-com:mac:vml" xmlns:o="urn:schemas-microsoft-com:office:office" xmlns:r="http://schemas.openxmlformats.org/officeDocument/2006/relationships" xmlns:m="http://schemas.openxmlformats.org/officeDocument/2006/math" xmlns:v="urn:schemas-microsoft-com:vml" xmlns:wp14="http://schemas.microsoft.com/office/word/2010/wordprocessingDrawing" xmlns:wp="http://schemas.openxmlformats.org/drawingml/2006/wordprocessingDrawing" xmlns:w10="urn:schemas-microsoft-com:office:word" xmlns:w="http://schemas.openxmlformats.org/wordprocessingml/2006/main" xmlns:w14="http://schemas.microsoft.com/office/word/2010/wordml" xmlns:wpg="http://schemas.microsoft.com/office/word/2010/wordprocessingGroup" xmlns:wpi="http://schemas.microsoft.com/office/word/2010/wordprocessingInk" xmlns:wne="http://schemas.microsoft.com/office/word/2006/wordml" xmlns:wps="http://schemas.microsoft.com/office/word/2010/wordprocessingShape" mc:Ignorable="w14 wp14">
   <w:body>
     <w:p>
-      <w:pPr>
-        <w:spacing w:after="40" w:before="120"/>
-      </w:pPr>
       <w:r>
-        <w:rPr>
-          <w:b w:val="0"/>
-          <w:i w:val="0"/>
-          <w:sz w:val="22"/>
-        </w:rPr>
-        <w:t>Question: A client passes dark, tarry stools and reports epigastric discomfort. Which type of bleeding is most consistent with this finding?</w:t>
+        <w:t xml:space="preserve">Question: A client with a diagnosis of brain tumor is scheduled for a craniotomy. Which nursing action is appropriate preoperatively?</w:t>
       </w:r>
     </w:p>
     <w:p>
-      <w:pPr>
-        <w:spacing w:after="0" w:before="0"/>
-      </w:pPr>
       <w:r>
-        <w:rPr>
-          <w:b w:val="0"/>
-          <w:i w:val="0"/>
-          <w:sz w:val="22"/>
-        </w:rPr>
-        <w:t>(a) Upper gastrointestinal bleeding</w:t>
+        <w:t xml:space="preserve">(a) Administer corticosteroids to reduce cerebral edema as ordered</w:t>
       </w:r>
     </w:p>
     <w:p>
-      <w:pPr>
-        <w:spacing w:after="0" w:before="0"/>
-      </w:pPr>
       <w:r>
-        <w:rPr>
-          <w:b w:val="0"/>
-          <w:i w:val="0"/>
-          <w:sz w:val="22"/>
-        </w:rPr>
-        <w:t>(b) Lower colonic bleeding</w:t>
+        <w:t xml:space="preserve">(b) Encourage straining during defecation</w:t>
       </w:r>
     </w:p>
     <w:p>
-      <w:pPr>
-        <w:spacing w:after="0" w:before="0"/>
-      </w:pPr>
       <w:r>
-        <w:rPr>
-          <w:b w:val="0"/>
-          <w:i w:val="0"/>
-          <w:sz w:val="22"/>
-        </w:rPr>
-        <w:t>(c) Hemorrhoidal bleeding</w:t>
+        <w:t xml:space="preserve">(c) Keep the head of the bed flat at all times</w:t>
       </w:r>
     </w:p>
     <w:p>
-      <w:pPr>
-        <w:spacing w:after="0" w:before="0"/>
-      </w:pPr>
       <w:r>
-        <w:rPr>
-          <w:b w:val="0"/>
-          <w:i w:val="0"/>
-          <w:sz w:val="22"/>
-        </w:rPr>
-        <w:t>(d) Anal fissure bleeding</w:t>
+        <w:t xml:space="preserve">(d) Restrict all fluids</w:t>
       </w:r>
     </w:p>
     <w:p>
-      <w:pPr>
-        <w:spacing w:after="0" w:before="40"/>
-      </w:pPr>
       <w:r>
-        <w:rPr>
-          <w:b/>
-          <w:i w:val="0"/>
-          <w:sz w:val="22"/>
-        </w:rPr>
-        <w:t>Answer: a</w:t>
+        <w:t xml:space="preserve">Answer: a</w:t>
       </w:r>
     </w:p>
     <w:p>
-      <w:pPr>
-        <w:spacing w:after="0" w:before="0"/>
-      </w:pPr>
       <w:r>
-        <w:rPr>
-          <w:b w:val="0"/>
-          <w:i w:val="0"/>
-          <w:sz w:val="21"/>
-        </w:rPr>
-        <w:t>Solution: Melena (black, tarry stools) indicates upper GI bleeding (esophagus, stomach, duodenum) because blood is digested by intestinal bacteria. Lower GI bleeding typically presents with bright red blood per rectum.</w:t>
+        <w:t xml:space="preserve">Solution: Corticosteroids (dexamethasone) are often given before and after craniotomy to reduce cerebral edema. Straining and flat positioning increase ICP.</w:t>
       </w:r>
     </w:p>
     <w:p>
-      <w:pPr>
-        <w:spacing w:after="0" w:before="0"/>
-      </w:pPr>
       <w:r>
-        <w:rPr>
-          <w:b w:val="0"/>
-          <w:i w:val="0"/>
-          <w:sz w:val="20"/>
-        </w:rPr>
-        <w:t>Positive Marks: 1</w:t>
+        <w:t xml:space="preserve">Positive Marks: 1</w:t>
       </w:r>
     </w:p>
     <w:p>
-      <w:pPr>
-        <w:spacing w:after="160" w:before="0"/>
-      </w:pPr>
       <w:r>
-        <w:rPr>
-          <w:b w:val="0"/>
-          <w:i w:val="0"/>
-          <w:sz w:val="20"/>
-        </w:rPr>
-        <w:t>Negative Marks: 0.25</w:t>
+        <w:t xml:space="preserve">Negative Marks: 0.25</w:t>
       </w:r>
     </w:p>
     <w:p>
-      <w:pPr>
-        <w:spacing w:after="40" w:before="120"/>
-      </w:pPr>
       <w:r>
-        <w:rPr>
-          <w:b w:val="0"/>
-          <w:i w:val="0"/>
-          <w:sz w:val="22"/>
-        </w:rPr>
-        <w:t>Question: Which combination of findings is most characteristic of acute glomerulonephritis in an adult?</w:t>
+        <w:t xml:space="preserve"/>
       </w:r>
     </w:p>
     <w:p>
-      <w:pPr>
-        <w:spacing w:after="0" w:before="0"/>
-      </w:pPr>
       <w:r>
-        <w:rPr>
-          <w:b w:val="0"/>
-          <w:i w:val="0"/>
-          <w:sz w:val="22"/>
-        </w:rPr>
-        <w:t>(a) Hematuria, periorbital edema, and hypertension</w:t>
+        <w:t xml:space="preserve">Question: A client is admitted with a diagnosis of deep vein thrombosis. Which nursing intervention is most appropriate?</w:t>
       </w:r>
     </w:p>
     <w:p>
-      <w:pPr>
-        <w:spacing w:after="0" w:before="0"/>
-      </w:pPr>
       <w:r>
-        <w:rPr>
-          <w:b w:val="0"/>
-          <w:i w:val="0"/>
-          <w:sz w:val="22"/>
-        </w:rPr>
-        <w:t>(b) Jaundice and right upper quadrant pain</w:t>
+        <w:t xml:space="preserve">(a) Elevate the affected leg and apply warm compresses as ordered</w:t>
       </w:r>
     </w:p>
     <w:p>
-      <w:pPr>
-        <w:spacing w:after="0" w:before="0"/>
-      </w:pPr>
       <w:r>
-        <w:rPr>
-          <w:b w:val="0"/>
-          <w:i w:val="0"/>
-          <w:sz w:val="22"/>
-        </w:rPr>
-        <w:t>(c) Polyuria and polydipsia</w:t>
+        <w:t xml:space="preserve">(b) Massage the leg to reduce pain</w:t>
       </w:r>
     </w:p>
     <w:p>
-      <w:pPr>
-        <w:spacing w:after="0" w:before="0"/>
-      </w:pPr>
       <w:r>
-        <w:rPr>
-          <w:b w:val="0"/>
-          <w:i w:val="0"/>
-          <w:sz w:val="22"/>
-        </w:rPr>
-        <w:t>(d) Weight gain and exophthalmos</w:t>
+        <w:t xml:space="preserve">(c) Encourage vigorous walking</w:t>
       </w:r>
     </w:p>
     <w:p>
-      <w:pPr>
-        <w:spacing w:after="0" w:before="40"/>
-      </w:pPr>
       <w:r>
-        <w:rPr>
-          <w:b/>
-          <w:i w:val="0"/>
-          <w:sz w:val="22"/>
-        </w:rPr>
-        <w:t>Answer: a</w:t>
+        <w:t xml:space="preserve">(d) Apply a heating pad on the highest setting</w:t>
       </w:r>
     </w:p>
     <w:p>
-      <w:pPr>
-        <w:spacing w:after="0" w:before="0"/>
-      </w:pPr>
       <w:r>
-        <w:rPr>
-          <w:b w:val="0"/>
-          <w:i w:val="0"/>
-          <w:sz w:val="21"/>
-        </w:rPr>
-        <w:t>Solution: Acute glomerulonephritis (often post-streptococcal) presents with hematuria (cola-colored urine), periorbital/facial edema, hypertension, and oliguria. The other options suggest hepatic, diabetic, or thyroid conditions.</w:t>
+        <w:t xml:space="preserve">Answer: a</w:t>
       </w:r>
     </w:p>
     <w:p>
-      <w:pPr>
-        <w:spacing w:after="0" w:before="0"/>
-      </w:pPr>
       <w:r>
-        <w:rPr>
-          <w:b w:val="0"/>
-          <w:i w:val="0"/>
-          <w:sz w:val="20"/>
-        </w:rPr>
-        <w:t>Positive Marks: 1</w:t>
+        <w:t xml:space="preserve">Solution: The affected leg is elevated to reduce venous stasis and edema; warm, moist compresses and anticoagulants are used. Massage and vigorous activity risk embolization.</w:t>
       </w:r>
     </w:p>
     <w:p>
-      <w:pPr>
-        <w:spacing w:after="160" w:before="0"/>
-      </w:pPr>
       <w:r>
-        <w:rPr>
-          <w:b w:val="0"/>
-          <w:i w:val="0"/>
-          <w:sz w:val="20"/>
-        </w:rPr>
-        <w:t>Negative Marks: 0.25</w:t>
+        <w:t xml:space="preserve">Positive Marks: 1</w:t>
       </w:r>
     </w:p>
     <w:p>
-      <w:pPr>
-        <w:spacing w:after="40" w:before="120"/>
-      </w:pPr>
       <w:r>
-        <w:rPr>
-          <w:b w:val="0"/>
-          <w:i w:val="0"/>
-          <w:sz w:val="22"/>
-        </w:rPr>
-        <w:t>Question: Which dietary and fluid measure is most important to prevent recurrence of calcium oxalate kidney stones?</w:t>
+        <w:t xml:space="preserve">Negative Marks: 0.25</w:t>
       </w:r>
     </w:p>
     <w:p>
-      <w:pPr>
-        <w:spacing w:after="0" w:before="0"/>
-      </w:pPr>
       <w:r>
-        <w:rPr>
-          <w:b w:val="0"/>
-          <w:i w:val="0"/>
-          <w:sz w:val="22"/>
-        </w:rPr>
-        <w:t>(a) Drink 2-3 liters of water daily and limit excess dietary salt</w:t>
+        <w:t xml:space="preserve"/>
       </w:r>
     </w:p>
     <w:p>
-      <w:pPr>
-        <w:spacing w:after="0" w:before="0"/>
-      </w:pPr>
       <w:r>
-        <w:rPr>
-          <w:b w:val="0"/>
-          <w:i w:val="0"/>
-          <w:sz w:val="22"/>
-        </w:rPr>
-        <w:t>(b) Restrict all fluids to prevent overdistension</w:t>
+        <w:t xml:space="preserve">Question: A nurse is teaching a client with a new diagnosis of epilepsy about the medication phenytoin. Which statement by the client indicates a need for further teaching?</w:t>
       </w:r>
     </w:p>
     <w:p>
-      <w:pPr>
-        <w:spacing w:after="0" w:before="0"/>
-      </w:pPr>
       <w:r>
-        <w:rPr>
-          <w:b w:val="0"/>
-          <w:i w:val="0"/>
-          <w:sz w:val="22"/>
-        </w:rPr>
-        <w:t>(c) Avoid dairy products completely</w:t>
+        <w:t xml:space="preserve">(a) "I will stop taking my medication once I have been seizure-free for a month."</w:t>
       </w:r>
     </w:p>
     <w:p>
-      <w:pPr>
-        <w:spacing w:after="0" w:before="0"/>
-      </w:pPr>
       <w:r>
-        <w:rPr>
-          <w:b w:val="0"/>
-          <w:i w:val="0"/>
-          <w:sz w:val="22"/>
-        </w:rPr>
-        <w:t>(d) Increase intake of oxalate-rich foods like spinach</w:t>
+        <w:t xml:space="preserve">(b) "I will have my blood levels checked as ordered."</w:t>
       </w:r>
     </w:p>
     <w:p>
-      <w:pPr>
-        <w:spacing w:after="0" w:before="40"/>
-      </w:pPr>
       <w:r>
-        <w:rPr>
-          <w:b/>
-          <w:i w:val="0"/>
-          <w:sz w:val="22"/>
-        </w:rPr>
-        <w:t>Answer: a</w:t>
+        <w:t xml:space="preserve">(c) "I will brush my teeth and floss regularly."</w:t>
       </w:r>
     </w:p>
     <w:p>
-      <w:pPr>
-        <w:spacing w:after="0" w:before="0"/>
-      </w:pPr>
       <w:r>
-        <w:rPr>
-          <w:b w:val="0"/>
-          <w:i w:val="0"/>
-          <w:sz w:val="21"/>
-        </w:rPr>
-        <w:t>Solution: High fluid intake (2-3 L/day) dilutes urine and is the cornerstone of stone prevention; moderate sodium restriction also reduces calcium excretion. Avoiding dairy entirely is wrong (dietary calcium actually binds oxalate), and oxalate-rich foods should be limited.</w:t>
+        <w:t xml:space="preserve">(d) "I will not stop the drug suddenly."</w:t>
       </w:r>
     </w:p>
     <w:p>
-      <w:pPr>
-        <w:spacing w:after="0" w:before="0"/>
-      </w:pPr>
       <w:r>
-        <w:rPr>
-          <w:b w:val="0"/>
-          <w:i w:val="0"/>
-          <w:sz w:val="20"/>
-        </w:rPr>
-        <w:t>Positive Marks: 1</w:t>
+        <w:t xml:space="preserve">Answer: a</w:t>
       </w:r>
     </w:p>
     <w:p>
-      <w:pPr>
-        <w:spacing w:after="160" w:before="0"/>
-      </w:pPr>
       <w:r>
-        <w:rPr>
-          <w:b w:val="0"/>
-          <w:i w:val="0"/>
-          <w:sz w:val="20"/>
-        </w:rPr>
-        <w:t>Negative Marks: 0.25</w:t>
+        <w:t xml:space="preserve">Solution: Antiepileptic drugs are taken long-term and never stopped without medical advice, even when seizure-free. Blood levels, oral hygiene (gingival hyperplasia), and consistent dosing are correct.</w:t>
       </w:r>
     </w:p>
     <w:p>
-      <w:pPr>
-        <w:spacing w:after="40" w:before="120"/>
-      </w:pPr>
       <w:r>
-        <w:rPr>
-          <w:b w:val="0"/>
-          <w:i w:val="0"/>
-          <w:sz w:val="22"/>
-        </w:rPr>
-        <w:t>Question: Which foods should a client with gout be taught to avoid?</w:t>
+        <w:t xml:space="preserve">Positive Marks: 1</w:t>
       </w:r>
     </w:p>
     <w:p>
-      <w:pPr>
-        <w:spacing w:after="0" w:before="0"/>
-      </w:pPr>
       <w:r>
-        <w:rPr>
-          <w:b w:val="0"/>
-          <w:i w:val="0"/>
-          <w:sz w:val="22"/>
-        </w:rPr>
-        <w:t>(a) Organ meats, shellfish, and alcohol</w:t>
+        <w:t xml:space="preserve">Negative Marks: 0.25</w:t>
       </w:r>
     </w:p>
     <w:p>
-      <w:pPr>
-        <w:spacing w:after="0" w:before="0"/>
-      </w:pPr>
       <w:r>
-        <w:rPr>
-          <w:b w:val="0"/>
-          <w:i w:val="0"/>
-          <w:sz w:val="22"/>
-        </w:rPr>
-        <w:t>(b) Citrus fruits and leafy vegetables</w:t>
+        <w:t xml:space="preserve"/>
       </w:r>
     </w:p>
     <w:p>
-      <w:pPr>
-        <w:spacing w:after="0" w:before="0"/>
-      </w:pPr>
       <w:r>
-        <w:rPr>
-          <w:b w:val="0"/>
-          <w:i w:val="0"/>
-          <w:sz w:val="22"/>
-        </w:rPr>
-        <w:t>(c) Whole grains and legumes in small amounts</w:t>
+        <w:t xml:space="preserve">Question: A client with a diagnosis of acute pancreatitis has a nasogastric tube to low suction. The nurse understands that the purpose of the NG tube is to:</w:t>
       </w:r>
     </w:p>
     <w:p>
-      <w:pPr>
-        <w:spacing w:after="0" w:before="0"/>
-      </w:pPr>
       <w:r>
-        <w:rPr>
-          <w:b w:val="0"/>
-          <w:i w:val="0"/>
-          <w:sz w:val="22"/>
-        </w:rPr>
-        <w:t>(d) Skim milk and yogurt</w:t>
+        <w:t xml:space="preserve">(a) Decompress the stomach and reduce pancreatic stimulation</w:t>
       </w:r>
     </w:p>
     <w:p>
-      <w:pPr>
-        <w:spacing w:after="0" w:before="40"/>
-      </w:pPr>
       <w:r>
-        <w:rPr>
-          <w:b/>
-          <w:i w:val="0"/>
-          <w:sz w:val="22"/>
-        </w:rPr>
-        <w:t>Answer: a</w:t>
+        <w:t xml:space="preserve">(b) Provide nutrition</w:t>
       </w:r>
     </w:p>
     <w:p>
-      <w:pPr>
-        <w:spacing w:after="0" w:before="0"/>
-      </w:pPr>
       <w:r>
-        <w:rPr>
-          <w:b w:val="0"/>
-          <w:i w:val="0"/>
-          <w:sz w:val="21"/>
-        </w:rPr>
-        <w:t>Solution: Gout is caused by uric acid crystal deposition; purine-rich foods (organ meats, shellfish, red meat) and alcohol (especially beer) raise uric acid and trigger attacks. Fruits, vegetables, and low-fat dairy are generally allowed.</w:t>
+        <w:t xml:space="preserve">(c) Deliver medication</w:t>
       </w:r>
     </w:p>
     <w:p>
-      <w:pPr>
-        <w:spacing w:after="0" w:before="0"/>
-      </w:pPr>
       <w:r>
-        <w:rPr>
-          <w:b w:val="0"/>
-          <w:i w:val="0"/>
-          <w:sz w:val="20"/>
-        </w:rPr>
-        <w:t>Positive Marks: 1</w:t>
+        <w:t xml:space="preserve">(d) Drain bile for testing</w:t>
       </w:r>
     </w:p>
     <w:p>
-      <w:pPr>
-        <w:spacing w:after="160" w:before="0"/>
-      </w:pPr>
       <w:r>
-        <w:rPr>
-          <w:b w:val="0"/>
-          <w:i w:val="0"/>
-          <w:sz w:val="20"/>
-        </w:rPr>
-        <w:t>Negative Marks: 0.25</w:t>
+        <w:t xml:space="preserve">Answer: a</w:t>
       </w:r>
     </w:p>
     <w:p>
-      <w:pPr>
-        <w:spacing w:after="40" w:before="120"/>
-      </w:pPr>
       <w:r>
-        <w:rPr>
-          <w:b w:val="0"/>
-          <w:i w:val="0"/>
-          <w:sz w:val="22"/>
-        </w:rPr>
-        <w:t>Question: A client with rheumatoid arthritis reports that joint stiffness is worst in the morning and lasts over an hour. Which statement about this condition is correct?</w:t>
+        <w:t xml:space="preserve">Solution: NG suction removes gastric secretions, reducing stimulation of the pancreas and relieving distension during the acute phase.</w:t>
       </w:r>
     </w:p>
     <w:p>
-      <w:pPr>
-        <w:spacing w:after="0" w:before="0"/>
-      </w:pPr>
       <w:r>
-        <w:rPr>
-          <w:b w:val="0"/>
-          <w:i w:val="0"/>
-          <w:sz w:val="22"/>
-        </w:rPr>
-        <w:t>(a) Morning stiffness lasting more than an hour is typical of inflammatory arthritis like RA</w:t>
+        <w:t xml:space="preserve">Positive Marks: 1</w:t>
       </w:r>
     </w:p>
     <w:p>
-      <w:pPr>
-        <w:spacing w:after="0" w:before="0"/>
-      </w:pPr>
       <w:r>
-        <w:rPr>
-          <w:b w:val="0"/>
-          <w:i w:val="0"/>
-          <w:sz w:val="22"/>
-        </w:rPr>
-        <w:t>(b) Morning stiffness of any duration rules out RA</w:t>
+        <w:t xml:space="preserve">Negative Marks: 0.25</w:t>
       </w:r>
     </w:p>
     <w:p>
-      <w:pPr>
-        <w:spacing w:after="0" w:before="0"/>
-      </w:pPr>
       <w:r>
-        <w:rPr>
-          <w:b w:val="0"/>
-          <w:i w:val="0"/>
-          <w:sz w:val="22"/>
-        </w:rPr>
-        <w:t>(c) The joints are spared symmetrically</w:t>
+        <w:t xml:space="preserve"/>
       </w:r>
     </w:p>
     <w:p>
-      <w:pPr>
-        <w:spacing w:after="0" w:before="0"/>
-      </w:pPr>
       <w:r>
-        <w:rPr>
-          <w:b w:val="0"/>
-          <w:i w:val="0"/>
-          <w:sz w:val="22"/>
-        </w:rPr>
-        <w:t>(d) RA causes pain only after heavy use of the joint</w:t>
+        <w:t xml:space="preserve">Question: A client is prescribed a beta-blocker. Which condition is a contraindication for this drug?</w:t>
       </w:r>
     </w:p>
     <w:p>
-      <w:pPr>
-        <w:spacing w:after="0" w:before="40"/>
-      </w:pPr>
       <w:r>
-        <w:rPr>
-          <w:b/>
-          <w:i w:val="0"/>
-          <w:sz w:val="22"/>
-        </w:rPr>
-        <w:t>Answer: a</w:t>
+        <w:t xml:space="preserve">(a) Asthma (bronchospasm)</w:t>
       </w:r>
     </w:p>
     <w:p>
-      <w:pPr>
-        <w:spacing w:after="0" w:before="0"/>
-      </w:pPr>
       <w:r>
-        <w:rPr>
-          <w:b w:val="0"/>
-          <w:i w:val="0"/>
-          <w:sz w:val="21"/>
-        </w:rPr>
-        <w:t>Solution: Prolonged morning stiffness (over 1 hour) with symmetric joint involvement is characteristic of inflammatory arthritis such as RA. Osteoarthritis causes short morning stiffness (under 30 minutes) and pain with use.</w:t>
+        <w:t xml:space="preserve">(b) Hypertension</w:t>
       </w:r>
     </w:p>
     <w:p>
-      <w:pPr>
-        <w:spacing w:after="0" w:before="0"/>
-      </w:pPr>
       <w:r>
-        <w:rPr>
-          <w:b w:val="0"/>
-          <w:i w:val="0"/>
-          <w:sz w:val="20"/>
-        </w:rPr>
-        <w:t>Positive Marks: 1</w:t>
+        <w:t xml:space="preserve">(c) Angina</w:t>
       </w:r>
     </w:p>
     <w:p>
-      <w:pPr>
-        <w:spacing w:after="160" w:before="0"/>
-      </w:pPr>
       <w:r>
-        <w:rPr>
-          <w:b w:val="0"/>
-          <w:i w:val="0"/>
-          <w:sz w:val="20"/>
-        </w:rPr>
-        <w:t>Negative Marks: 0.25</w:t>
+        <w:t xml:space="preserve">(d) Migraine prophylaxis</w:t>
       </w:r>
     </w:p>
     <w:p>
-      <w:pPr>
-        <w:spacing w:after="40" w:before="120"/>
-      </w:pPr>
       <w:r>
-        <w:rPr>
-          <w:b w:val="0"/>
-          <w:i w:val="0"/>
-          <w:sz w:val="22"/>
-        </w:rPr>
-        <w:t>Question: A client with osteoarthritis reports knee pain that worsens with walking and improves with rest. Which additional finding is most consistent with osteoarthritis?</w:t>
+        <w:t xml:space="preserve">Answer: a</w:t>
       </w:r>
     </w:p>
     <w:p>
-      <w:pPr>
-        <w:spacing w:after="0" w:before="0"/>
-      </w:pPr>
       <w:r>
-        <w:rPr>
-          <w:b w:val="0"/>
-          <w:i w:val="0"/>
-          <w:sz w:val="22"/>
-        </w:rPr>
-        <w:t>(a) Crepitus and Heberden nodes on the fingers</w:t>
+        <w:t xml:space="preserve">Solution: Beta-blockers can cause bronchospasm and are contraindicated or used cautiously in asthma. They are indicated for hypertension, angina, and migraine prophylaxis.</w:t>
       </w:r>
     </w:p>
     <w:p>
-      <w:pPr>
-        <w:spacing w:after="0" w:before="0"/>
-      </w:pPr>
       <w:r>
-        <w:rPr>
-          <w:b w:val="0"/>
-          <w:i w:val="0"/>
-          <w:sz w:val="22"/>
-        </w:rPr>
-        <w:t>(b) Butterfly rash on the face</w:t>
+        <w:t xml:space="preserve">Positive Marks: 1</w:t>
       </w:r>
     </w:p>
     <w:p>
-      <w:pPr>
-        <w:spacing w:after="0" w:before="0"/>
-      </w:pPr>
       <w:r>
-        <w:rPr>
-          <w:b w:val="0"/>
-          <w:i w:val="0"/>
-          <w:sz w:val="22"/>
-        </w:rPr>
-        <w:t>(c) Low back pain with morning stiffness over 1 hour</w:t>
+        <w:t xml:space="preserve">Negative Marks: 0.25</w:t>
       </w:r>
     </w:p>
     <w:p>
-      <w:pPr>
-        <w:spacing w:after="0" w:before="0"/>
-      </w:pPr>
       <w:r>
-        <w:rPr>
-          <w:b w:val="0"/>
-          <w:i w:val="0"/>
-          <w:sz w:val="22"/>
-        </w:rPr>
-        <w:t>(d) Fever and migratory joint pain</w:t>
+        <w:t xml:space="preserve"/>
       </w:r>
     </w:p>
     <w:p>
-      <w:pPr>
-        <w:spacing w:after="0" w:before="40"/>
-      </w:pPr>
       <w:r>
-        <w:rPr>
-          <w:b/>
-          <w:i w:val="0"/>
-          <w:sz w:val="22"/>
-        </w:rPr>
-        <w:t>Answer: a</w:t>
+        <w:t xml:space="preserve">Question: A nurse is caring for a client with a diagnosis of acute kidney injury. Which finding indicates a complication requiring immediate action?</w:t>
       </w:r>
     </w:p>
     <w:p>
-      <w:pPr>
-        <w:spacing w:after="0" w:before="0"/>
-      </w:pPr>
       <w:r>
-        <w:rPr>
-          <w:b w:val="0"/>
-          <w:i w:val="0"/>
-          <w:sz w:val="21"/>
-        </w:rPr>
-        <w:t>Solution: Osteoarthritis is a degenerative disease with crepitus, bony enlargements (Heberden nodes at the DIP joints), and pain with use relieved by rest. Butterfly rash suggests SLE; prolonged morning stiffness suggests RA.</w:t>
+        <w:t xml:space="preserve">(a) Serum potassium of 7.0 mEq/L</w:t>
       </w:r>
     </w:p>
     <w:p>
-      <w:pPr>
-        <w:spacing w:after="0" w:before="0"/>
-      </w:pPr>
       <w:r>
-        <w:rPr>
-          <w:b w:val="0"/>
-          <w:i w:val="0"/>
-          <w:sz w:val="20"/>
-        </w:rPr>
-        <w:t>Positive Marks: 1</w:t>
+        <w:t xml:space="preserve">(b) Serum creatinine of 2.0 mg/dL</w:t>
       </w:r>
     </w:p>
     <w:p>
-      <w:pPr>
-        <w:spacing w:after="160" w:before="0"/>
-      </w:pPr>
       <w:r>
-        <w:rPr>
-          <w:b w:val="0"/>
-          <w:i w:val="0"/>
-          <w:sz w:val="20"/>
-        </w:rPr>
-        <w:t>Negative Marks: 0.25</w:t>
+        <w:t xml:space="preserve">(c) Urine output of 400 mL/day</w:t>
       </w:r>
     </w:p>
     <w:p>
-      <w:pPr>
-        <w:spacing w:after="40" w:before="120"/>
-      </w:pPr>
       <w:r>
-        <w:rPr>
-          <w:b w:val="0"/>
-          <w:i w:val="0"/>
-          <w:sz w:val="22"/>
-        </w:rPr>
-        <w:t>Question: A client with sickle cell disease is admitted with severe bone pain during a vaso-occlusive crisis. Which intervention is most appropriate?</w:t>
+        <w:t xml:space="preserve">(d) Slight ankle edema</w:t>
       </w:r>
     </w:p>
     <w:p>
-      <w:pPr>
-        <w:spacing w:after="0" w:before="0"/>
-      </w:pPr>
       <w:r>
-        <w:rPr>
-          <w:b w:val="0"/>
-          <w:i w:val="0"/>
-          <w:sz w:val="22"/>
-        </w:rPr>
-        <w:t>(a) Administer prescribed opioids, oxygen if hypoxic, and encourage warm fluids</w:t>
+        <w:t xml:space="preserve">Answer: a</w:t>
       </w:r>
     </w:p>
     <w:p>
-      <w:pPr>
-        <w:spacing w:after="0" w:before="0"/>
-      </w:pPr>
       <w:r>
-        <w:rPr>
-          <w:b w:val="0"/>
-          <w:i w:val="0"/>
-          <w:sz w:val="22"/>
-        </w:rPr>
-        <w:t>(b) Apply cold packs to the painful joints</w:t>
+        <w:t xml:space="preserve">Solution: A potassium of 7.0 is life-threatening hyperkalemia that can cause cardiac arrest — emergency treatment (calcium, insulin-glucose, dialysis) is required.</w:t>
       </w:r>
     </w:p>
     <w:p>
-      <w:pPr>
-        <w:spacing w:after="0" w:before="0"/>
-      </w:pPr>
       <w:r>
-        <w:rPr>
-          <w:b w:val="0"/>
-          <w:i w:val="0"/>
-          <w:sz w:val="22"/>
-        </w:rPr>
-        <w:t>(c) Restrict oral fluids</w:t>
+        <w:t xml:space="preserve">Positive Marks: 1</w:t>
       </w:r>
     </w:p>
     <w:p>
-      <w:pPr>
-        <w:spacing w:after="0" w:before="0"/>
-      </w:pPr>
       <w:r>
-        <w:rPr>
-          <w:b w:val="0"/>
-          <w:i w:val="0"/>
-          <w:sz w:val="22"/>
-        </w:rPr>
-        <w:t>(d) Encourage vigorous exercise to improve circulation</w:t>
+        <w:t xml:space="preserve">Negative Marks: 0.25</w:t>
       </w:r>
     </w:p>
     <w:p>
-      <w:pPr>
-        <w:spacing w:after="0" w:before="40"/>
-      </w:pPr>
       <w:r>
-        <w:rPr>
-          <w:b/>
-          <w:i w:val="0"/>
-          <w:sz w:val="22"/>
-        </w:rPr>
-        <w:t>Answer: a</w:t>
+        <w:t xml:space="preserve"/>
       </w:r>
     </w:p>
     <w:p>
-      <w:pPr>
-        <w:spacing w:after="0" w:before="0"/>
-      </w:pPr>
       <w:r>
-        <w:rPr>
-          <w:b w:val="0"/>
-          <w:i w:val="0"/>
-          <w:sz w:val="21"/>
-        </w:rPr>
-        <w:t>Solution: Vaso-occlusive crisis is managed with analgesics (often opioids), hydration, warmth (not cold, which worsens sickling), oxygen if hypoxemic, and rest. Cold packs and fluid restriction worsen sickling.</w:t>
+        <w:t xml:space="preserve">Question: A client with a diagnosis of cirrhosis is exhibiting bleeding gums and easy bruising. The nurse understands that this is caused by:</w:t>
       </w:r>
     </w:p>
     <w:p>
-      <w:pPr>
-        <w:spacing w:after="0" w:before="0"/>
-      </w:pPr>
       <w:r>
-        <w:rPr>
-          <w:b w:val="0"/>
-          <w:i w:val="0"/>
-          <w:sz w:val="20"/>
-        </w:rPr>
-        <w:t>Positive Marks: 1</w:t>
+        <w:t xml:space="preserve">(a) Decreased production of clotting factors by the liver</w:t>
       </w:r>
     </w:p>
     <w:p>
-      <w:pPr>
-        <w:spacing w:after="160" w:before="0"/>
-      </w:pPr>
       <w:r>
-        <w:rPr>
-          <w:b w:val="0"/>
-          <w:i w:val="0"/>
-          <w:sz w:val="20"/>
-        </w:rPr>
-        <w:t>Negative Marks: 0.25</w:t>
+        <w:t xml:space="preserve">(b) Increased platelet count</w:t>
       </w:r>
     </w:p>
     <w:p>
-      <w:pPr>
-        <w:spacing w:after="40" w:before="120"/>
-      </w:pPr>
       <w:r>
-        <w:rPr>
-          <w:b w:val="0"/>
-          <w:i w:val="0"/>
-          <w:sz w:val="22"/>
-        </w:rPr>
-        <w:t>Question: A client with acute leukemia has a low neutrophil count and is febrile. Which nursing action is the priority?</w:t>
+        <w:t xml:space="preserve">(c) Vitamin K excess</w:t>
       </w:r>
     </w:p>
     <w:p>
-      <w:pPr>
-        <w:spacing w:after="0" w:before="0"/>
-      </w:pPr>
       <w:r>
-        <w:rPr>
-          <w:b w:val="0"/>
-          <w:i w:val="0"/>
-          <w:sz w:val="22"/>
-        </w:rPr>
-        <w:t>(a) Implement neutropenic precautions and report the fever immediately</w:t>
+        <w:t xml:space="preserve">(d) Increased calcium</w:t>
       </w:r>
     </w:p>
     <w:p>
-      <w:pPr>
-        <w:spacing w:after="0" w:before="0"/>
-      </w:pPr>
       <w:r>
-        <w:rPr>
-          <w:b w:val="0"/>
-          <w:i w:val="0"/>
-          <w:sz w:val="22"/>
-        </w:rPr>
-        <w:t>(b) Place the client on airborne isolation only</w:t>
+        <w:t xml:space="preserve">Answer: a</w:t>
       </w:r>
     </w:p>
     <w:p>
-      <w:pPr>
-        <w:spacing w:after="0" w:before="0"/>
-      </w:pPr>
       <w:r>
-        <w:rPr>
-          <w:b w:val="0"/>
-          <w:i w:val="0"/>
-          <w:sz w:val="22"/>
-        </w:rPr>
-        <w:t>(c) Restrict visitors without screening</w:t>
+        <w:t xml:space="preserve">Solution: The failing liver produces fewer clotting factors, causing bleeding tendencies. Vitamin K may be given, and the nurse handles the client gently.</w:t>
       </w:r>
     </w:p>
     <w:p>
-      <w:pPr>
-        <w:spacing w:after="0" w:before="0"/>
-      </w:pPr>
       <w:r>
-        <w:rPr>
-          <w:b w:val="0"/>
-          <w:i w:val="0"/>
-          <w:sz w:val="22"/>
-        </w:rPr>
-        <w:t>(d) Administer a warm water bath to reduce fever</w:t>
+        <w:t xml:space="preserve">Positive Marks: 1</w:t>
       </w:r>
     </w:p>
     <w:p>
-      <w:pPr>
-        <w:spacing w:after="0" w:before="40"/>
-      </w:pPr>
       <w:r>
-        <w:rPr>
-          <w:b/>
-          <w:i w:val="0"/>
-          <w:sz w:val="22"/>
-        </w:rPr>
-        <w:t>Answer: a</w:t>
+        <w:t xml:space="preserve">Negative Marks: 0.25</w:t>
       </w:r>
     </w:p>
     <w:p>
-      <w:pPr>
-        <w:spacing w:after="0" w:before="0"/>
-      </w:pPr>
       <w:r>
-        <w:rPr>
-          <w:b w:val="0"/>
-          <w:i w:val="0"/>
-          <w:sz w:val="21"/>
-        </w:rPr>
-        <w:t>Solution: Fever in a neutropenic client is a medical emergency because infection can be rapidly fatal; neutropenic precautions (hand hygiene, avoiding fresh flowers/fruits, limiting visitors) and prompt evaluation/antibiotics are essential. Airborne isolation alone is insufficient.</w:t>
+        <w:t xml:space="preserve"/>
       </w:r>
     </w:p>
     <w:p>
-      <w:pPr>
-        <w:spacing w:after="0" w:before="0"/>
-      </w:pPr>
       <w:r>
-        <w:rPr>
-          <w:b w:val="0"/>
-          <w:i w:val="0"/>
-          <w:sz w:val="20"/>
-        </w:rPr>
-        <w:t>Positive Marks: 1</w:t>
+        <w:t xml:space="preserve">Question: A client is prescribed an antiemetic for postoperative nausea. Which route is most appropriate for a client who is NPO after surgery?</w:t>
       </w:r>
     </w:p>
     <w:p>
-      <w:pPr>
-        <w:spacing w:after="160" w:before="0"/>
-      </w:pPr>
       <w:r>
-        <w:rPr>
-          <w:b w:val="0"/>
-          <w:i w:val="0"/>
-          <w:sz w:val="20"/>
-        </w:rPr>
-        <w:t>Negative Marks: 0.25</w:t>
+        <w:t xml:space="preserve">(a) Intravenous</w:t>
       </w:r>
     </w:p>
     <w:p>
-      <w:pPr>
-        <w:spacing w:after="40" w:before="120"/>
-      </w:pPr>
       <w:r>
-        <w:rPr>
-          <w:b w:val="0"/>
-          <w:i w:val="0"/>
-          <w:sz w:val="22"/>
-        </w:rPr>
-        <w:t>Question: A client develops a fever of 38.5°C and decreased breath sounds at the right lung base on the second postoperative day after abdominal surgery. Which complication is most likely?</w:t>
+        <w:t xml:space="preserve">(b) Oral</w:t>
       </w:r>
     </w:p>
     <w:p>
-      <w:pPr>
-        <w:spacing w:after="0" w:before="0"/>
-      </w:pPr>
       <w:r>
-        <w:rPr>
-          <w:b w:val="0"/>
-          <w:i w:val="0"/>
-          <w:sz w:val="22"/>
-        </w:rPr>
-        <w:t>(a) Atelectasis</w:t>
+        <w:t xml:space="preserve">(c) By nasogastric tube</w:t>
       </w:r>
     </w:p>
     <w:p>
-      <w:pPr>
-        <w:spacing w:after="0" w:before="0"/>
-      </w:pPr>
       <w:r>
-        <w:rPr>
-          <w:b w:val="0"/>
-          <w:i w:val="0"/>
-          <w:sz w:val="22"/>
-        </w:rPr>
-        <w:t>(b) Wound dehiscence</w:t>
+        <w:t xml:space="preserve">(d) By enema</w:t>
       </w:r>
     </w:p>
     <w:p>
-      <w:pPr>
-        <w:spacing w:after="0" w:before="0"/>
-      </w:pPr>
       <w:r>
-        <w:rPr>
-          <w:b w:val="0"/>
-          <w:i w:val="0"/>
-          <w:sz w:val="22"/>
-        </w:rPr>
-        <w:t>(c) Deep vein thrombosis</w:t>
+        <w:t xml:space="preserve">Answer: a</w:t>
       </w:r>
     </w:p>
     <w:p>
-      <w:pPr>
-        <w:spacing w:after="0" w:before="0"/>
-      </w:pPr>
       <w:r>
-        <w:rPr>
-          <w:b w:val="0"/>
-          <w:i w:val="0"/>
-          <w:sz w:val="22"/>
-        </w:rPr>
-        <w:t>(d) Urinary tract infection</w:t>
+        <w:t xml:space="preserve">Solution: IV antiemetics are used for clients who are NPO or unable to tolerate oral medications after surgery, providing rapid relief.</w:t>
       </w:r>
     </w:p>
     <w:p>
-      <w:pPr>
-        <w:spacing w:after="0" w:before="40"/>
-      </w:pPr>
       <w:r>
-        <w:rPr>
-          <w:b/>
-          <w:i w:val="0"/>
-          <w:sz w:val="22"/>
-        </w:rPr>
-        <w:t>Answer: a</w:t>
+        <w:t xml:space="preserve">Positive Marks: 1</w:t>
       </w:r>
     </w:p>
     <w:p>
-      <w:pPr>
-        <w:spacing w:after="0" w:before="0"/>
-      </w:pPr>
       <w:r>
-        <w:rPr>
-          <w:b w:val="0"/>
-          <w:i w:val="0"/>
-          <w:sz w:val="21"/>
-        </w:rPr>
-        <w:t>Solution: Atelectasis is the most common pulmonary complication in the first 48 hours after surgery, causing low-grade fever and diminished breath sounds at the lung bases; early ambulation, coughing, and incentive spirometry prevent and treat it.</w:t>
+        <w:t xml:space="preserve">Negative Marks: 0.25</w:t>
       </w:r>
     </w:p>
     <w:p>
-      <w:pPr>
-        <w:spacing w:after="0" w:before="0"/>
-      </w:pPr>
       <w:r>
-        <w:rPr>
-          <w:b w:val="0"/>
-          <w:i w:val="0"/>
-          <w:sz w:val="20"/>
-        </w:rPr>
-        <w:t>Positive Marks: 1</w:t>
+        <w:t xml:space="preserve"/>
       </w:r>
     </w:p>
     <w:p>
-      <w:pPr>
-        <w:spacing w:after="160" w:before="0"/>
-      </w:pPr>
       <w:r>
-        <w:rPr>
-          <w:b w:val="0"/>
-          <w:i w:val="0"/>
-          <w:sz w:val="20"/>
-        </w:rPr>
-        <w:t>Negative Marks: 0.25</w:t>
+        <w:t xml:space="preserve">Question: A client with a diagnosis of hyperthyroidism is being prepared for radioactive iodine therapy. The nurse should teach the client that:</w:t>
       </w:r>
     </w:p>
     <w:p>
-      <w:pPr>
-        <w:spacing w:after="40" w:before="120"/>
-      </w:pPr>
       <w:r>
-        <w:rPr>
-          <w:b w:val="0"/>
-          <w:i w:val="0"/>
-          <w:sz w:val="22"/>
-        </w:rPr>
-        <w:t>Question: On the third postoperative day, the nurse observes purulent drainage, increasing pain, and redness with heat around a surgical incision. These findings suggest:</w:t>
+        <w:t xml:space="preserve">(a) Radiation precautions may be needed and the client may develop hypothyroidism later</w:t>
       </w:r>
     </w:p>
     <w:p>
-      <w:pPr>
-        <w:spacing w:after="0" w:before="0"/>
-      </w:pPr>
       <w:r>
-        <w:rPr>
-          <w:b w:val="0"/>
-          <w:i w:val="0"/>
-          <w:sz w:val="22"/>
-        </w:rPr>
-        <w:t>(a) Surgical site infection</w:t>
+        <w:t xml:space="preserve">(b) The therapy cures all symptoms immediately</w:t>
       </w:r>
     </w:p>
     <w:p>
-      <w:pPr>
-        <w:spacing w:after="0" w:before="0"/>
-      </w:pPr>
       <w:r>
-        <w:rPr>
-          <w:b w:val="0"/>
-          <w:i w:val="0"/>
-          <w:sz w:val="22"/>
-        </w:rPr>
-        <w:t>(b) Normal healing by primary intention</w:t>
+        <w:t xml:space="preserve">(c) No follow-up is needed</w:t>
       </w:r>
     </w:p>
     <w:p>
-      <w:pPr>
-        <w:spacing w:after="0" w:before="0"/>
-      </w:pPr>
       <w:r>
-        <w:rPr>
-          <w:b w:val="0"/>
-          <w:i w:val="0"/>
-          <w:sz w:val="22"/>
-        </w:rPr>
-        <w:t>(c) Seroma formation</w:t>
+        <w:t xml:space="preserve">(d) The client will not need any other treatment</w:t>
       </w:r>
     </w:p>
     <w:p>
-      <w:pPr>
-        <w:spacing w:after="0" w:before="0"/>
-      </w:pPr>
       <w:r>
-        <w:rPr>
-          <w:b w:val="0"/>
-          <w:i w:val="0"/>
-          <w:sz w:val="22"/>
-        </w:rPr>
-        <w:t>(d) Incisional hernia</w:t>
+        <w:t xml:space="preserve">Answer: a</w:t>
       </w:r>
     </w:p>
     <w:p>
-      <w:pPr>
-        <w:spacing w:after="0" w:before="40"/>
-      </w:pPr>
       <w:r>
-        <w:rPr>
-          <w:b/>
-          <w:i w:val="0"/>
-          <w:sz w:val="22"/>
-        </w:rPr>
-        <w:t>Answer: a</w:t>
+        <w:t xml:space="preserve">Solution: Radioactive iodine destroys overactive thyroid tissue; hypothyroidism often develops later, requiring lifelong levothyroxine. Brief radiation precautions (limited contact, hygiene) are followed.</w:t>
       </w:r>
     </w:p>
     <w:p>
-      <w:pPr>
-        <w:spacing w:after="0" w:before="0"/>
-      </w:pPr>
       <w:r>
-        <w:rPr>
-          <w:b w:val="0"/>
-          <w:i w:val="0"/>
-          <w:sz w:val="21"/>
-        </w:rPr>
-        <w:t>Solution: Purulent drainage with increasing pain, redness, warmth, and swelling around the incision indicates a surgical site infection, which requires wound culture and appropriate management. Normal healing shows clean, approximating edges.</w:t>
+        <w:t xml:space="preserve">Positive Marks: 1</w:t>
       </w:r>
     </w:p>
     <w:p>
-      <w:pPr>
-        <w:spacing w:after="0" w:before="0"/>
-      </w:pPr>
       <w:r>
-        <w:rPr>
-          <w:b w:val="0"/>
-          <w:i w:val="0"/>
-          <w:sz w:val="20"/>
-        </w:rPr>
-        <w:t>Positive Marks: 1</w:t>
+        <w:t xml:space="preserve">Negative Marks: 0.25</w:t>
       </w:r>
     </w:p>
     <w:p>
-      <w:pPr>
-        <w:spacing w:after="160" w:before="0"/>
-      </w:pPr>
       <w:r>
-        <w:rPr>
-          <w:b w:val="0"/>
-          <w:i w:val="0"/>
-          <w:sz w:val="20"/>
-        </w:rPr>
-        <w:t>Negative Marks: 0.25</w:t>
+        <w:t xml:space="preserve"/>
       </w:r>
     </w:p>
     <w:p>
-      <w:pPr>
-        <w:spacing w:after="40" w:before="120"/>
-      </w:pPr>
       <w:r>
-        <w:rPr>
-          <w:b w:val="0"/>
-          <w:i w:val="0"/>
-          <w:sz w:val="22"/>
-        </w:rPr>
-        <w:t>Question: Which medication should NEVER be crushed for a client with dysphagia?</w:t>
+        <w:t xml:space="preserve">Question: A nurse is assessing a client's pulse and notes it is irregular. The nurse should:</w:t>
       </w:r>
     </w:p>
     <w:p>
-      <w:pPr>
-        <w:spacing w:after="0" w:before="0"/>
-      </w:pPr>
       <w:r>
-        <w:rPr>
-          <w:b w:val="0"/>
-          <w:i w:val="0"/>
-          <w:sz w:val="22"/>
-        </w:rPr>
-        <w:t>(a) Extended-release and enteric-coated tablets</w:t>
+        <w:t xml:space="preserve">(a) Count the pulse for a full minute and document the irregularity</w:t>
       </w:r>
     </w:p>
     <w:p>
-      <w:pPr>
-        <w:spacing w:after="0" w:before="0"/>
-      </w:pPr>
       <w:r>
-        <w:rPr>
-          <w:b w:val="0"/>
-          <w:i w:val="0"/>
-          <w:sz w:val="22"/>
-        </w:rPr>
-        <w:t>(b) Scored plain tablets</w:t>
+        <w:t xml:space="preserve">(b) Count for 15 seconds and multiply by 4</w:t>
       </w:r>
     </w:p>
     <w:p>
-      <w:pPr>
-        <w:spacing w:after="0" w:before="0"/>
-      </w:pPr>
       <w:r>
-        <w:rPr>
-          <w:b w:val="0"/>
-          <w:i w:val="0"/>
-          <w:sz w:val="22"/>
-        </w:rPr>
-        <w:t>(c) Chewable antacid tablets</w:t>
+        <w:t xml:space="preserve">(c) Record the rate without noting the rhythm</w:t>
       </w:r>
     </w:p>
     <w:p>
-      <w:pPr>
-        <w:spacing w:after="0" w:before="0"/>
-      </w:pPr>
       <w:r>
-        <w:rPr>
-          <w:b w:val="0"/>
-          <w:i w:val="0"/>
-          <w:sz w:val="22"/>
-        </w:rPr>
-        <w:t>(d) Sublingual tablets meant to dissolve under the tongue</w:t>
+        <w:t xml:space="preserve">(d) Ignore the irregularity</w:t>
       </w:r>
     </w:p>
     <w:p>
-      <w:pPr>
-        <w:spacing w:after="0" w:before="40"/>
-      </w:pPr>
       <w:r>
-        <w:rPr>
-          <w:b/>
-          <w:i w:val="0"/>
-          <w:sz w:val="22"/>
-        </w:rPr>
-        <w:t>Answer: a</w:t>
+        <w:t xml:space="preserve">Answer: a</w:t>
       </w:r>
     </w:p>
     <w:p>
-      <w:pPr>
-        <w:spacing w:after="0" w:before="0"/>
-      </w:pPr>
       <w:r>
-        <w:rPr>
-          <w:b w:val="0"/>
-          <w:i w:val="0"/>
-          <w:sz w:val="21"/>
-        </w:rPr>
-        <w:t>Solution: Extended-release and enteric-coated tablets must not be crushed because crushing destroys the release mechanism, causing dose dumping or gastric irritation. Only tablets documented as crushable are safe; sublingual forms are given whole under the tongue.</w:t>
+        <w:t xml:space="preserve">Solution: An irregular pulse is counted for a full 60 seconds, and the rhythm is documented. The nurse also notes whether the radial and apical rates match.</w:t>
       </w:r>
     </w:p>
     <w:p>
-      <w:pPr>
-        <w:spacing w:after="0" w:before="0"/>
-      </w:pPr>
       <w:r>
-        <w:rPr>
-          <w:b w:val="0"/>
-          <w:i w:val="0"/>
-          <w:sz w:val="20"/>
-        </w:rPr>
-        <w:t>Positive Marks: 1</w:t>
+        <w:t xml:space="preserve">Positive Marks: 1</w:t>
       </w:r>
     </w:p>
     <w:p>
-      <w:pPr>
-        <w:spacing w:after="160" w:before="0"/>
-      </w:pPr>
       <w:r>
-        <w:rPr>
-          <w:b w:val="0"/>
-          <w:i w:val="0"/>
-          <w:sz w:val="20"/>
-        </w:rPr>
-        <w:t>Negative Marks: 0.25</w:t>
+        <w:t xml:space="preserve">Negative Marks: 0.25</w:t>
       </w:r>
     </w:p>
     <w:p>
-      <w:pPr>
-        <w:spacing w:after="40" w:before="120"/>
-      </w:pPr>
       <w:r>
-        <w:rPr>
-          <w:b w:val="0"/>
-          <w:i w:val="0"/>
-          <w:sz w:val="22"/>
-        </w:rPr>
-        <w:t>Question: A newborn is to receive prophylactic vitamin K after birth. What is the purpose of this injection?</w:t>
+        <w:t xml:space="preserve">Question: A client with a diagnosis of acute appendicitis is scheduled for emergency surgery. The nurse should:</w:t>
       </w:r>
     </w:p>
     <w:p>
-      <w:pPr>
-        <w:spacing w:after="0" w:before="0"/>
-      </w:pPr>
       <w:r>
-        <w:rPr>
-          <w:b w:val="0"/>
-          <w:i w:val="0"/>
-          <w:sz w:val="22"/>
-        </w:rPr>
-        <w:t>(a) To prevent hemorrhagic disease of the newborn by aiding clotting factor synthesis</w:t>
+        <w:t xml:space="preserve">(a) Ensure the client is NPO and surgical consent is obtained</w:t>
       </w:r>
     </w:p>
     <w:p>
-      <w:pPr>
-        <w:spacing w:after="0" w:before="0"/>
-      </w:pPr>
       <w:r>
-        <w:rPr>
-          <w:b w:val="0"/>
-          <w:i w:val="0"/>
-          <w:sz w:val="22"/>
-        </w:rPr>
-        <w:t>(b) To stimulate the immune system</w:t>
+        <w:t xml:space="preserve">(b) Give the client a full meal for energy</w:t>
       </w:r>
     </w:p>
     <w:p>
-      <w:pPr>
-        <w:spacing w:after="0" w:before="0"/>
-      </w:pPr>
       <w:r>
-        <w:rPr>
-          <w:b w:val="0"/>
-          <w:i w:val="0"/>
-          <w:sz w:val="22"/>
-        </w:rPr>
-        <w:t>(c) To prevent neonatal jaundice</w:t>
+        <w:t xml:space="preserve">(c) Apply a heating pad</w:t>
       </w:r>
     </w:p>
     <w:p>
-      <w:pPr>
-        <w:spacing w:after="0" w:before="0"/>
-      </w:pPr>
       <w:r>
-        <w:rPr>
-          <w:b w:val="0"/>
-          <w:i w:val="0"/>
-          <w:sz w:val="22"/>
-        </w:rPr>
-        <w:t>(d) To provide calories in the first hours</w:t>
+        <w:t xml:space="preserve">(d) Give a cleansing enema</w:t>
       </w:r>
     </w:p>
     <w:p>
-      <w:pPr>
-        <w:spacing w:after="0" w:before="40"/>
-      </w:pPr>
       <w:r>
-        <w:rPr>
-          <w:b/>
-          <w:i w:val="0"/>
-          <w:sz w:val="22"/>
-        </w:rPr>
-        <w:t>Answer: a</w:t>
+        <w:t xml:space="preserve">Answer: a</w:t>
       </w:r>
     </w:p>
     <w:p>
-      <w:pPr>
-        <w:spacing w:after="0" w:before="0"/>
-      </w:pPr>
       <w:r>
-        <w:rPr>
-          <w:b w:val="0"/>
-          <w:i w:val="0"/>
-          <w:sz w:val="21"/>
-        </w:rPr>
-        <w:t>Solution: Vitamin K (1 mg IM) is given at birth because the newborn's gut is sterile and cannot synthesize vitamin K, which is needed to activate clotting factors; without it, the infant is at risk of bleeding.</w:t>
+        <w:t xml:space="preserve">Solution: NPO status and signed surgical consent are required before emergency appendectomy. Heat and enemas increase perforation risk.</w:t>
       </w:r>
     </w:p>
     <w:p>
-      <w:pPr>
-        <w:spacing w:after="0" w:before="0"/>
-      </w:pPr>
       <w:r>
-        <w:rPr>
-          <w:b w:val="0"/>
-          <w:i w:val="0"/>
-          <w:sz w:val="20"/>
-        </w:rPr>
-        <w:t>Positive Marks: 1</w:t>
+        <w:t xml:space="preserve">Positive Marks: 1</w:t>
       </w:r>
     </w:p>
     <w:p>
-      <w:pPr>
-        <w:spacing w:after="160" w:before="0"/>
-      </w:pPr>
       <w:r>
-        <w:rPr>
-          <w:b w:val="0"/>
-          <w:i w:val="0"/>
-          <w:sz w:val="20"/>
-        </w:rPr>
-        <w:t>Negative Marks: 0.25</w:t>
+        <w:t xml:space="preserve">Negative Marks: 0.25</w:t>
       </w:r>
     </w:p>
     <w:p>
-      <w:pPr>
-        <w:spacing w:after="40" w:before="120"/>
-      </w:pPr>
       <w:r>
-        <w:rPr>
-          <w:b w:val="0"/>
-          <w:i w:val="0"/>
-          <w:sz w:val="22"/>
-        </w:rPr>
-        <w:t>Question: A postpartum client's rubella titer is reported as non-immune. Which is the correct nursing action?</w:t>
+        <w:t xml:space="preserve"/>
       </w:r>
     </w:p>
     <w:p>
-      <w:pPr>
-        <w:spacing w:after="0" w:before="0"/>
-      </w:pPr>
       <w:r>
-        <w:rPr>
-          <w:b w:val="0"/>
-          <w:i w:val="0"/>
-          <w:sz w:val="22"/>
-        </w:rPr>
-        <w:t>(a) Administer the rubella vaccine before discharge and advise avoiding pregnancy for 1 month</w:t>
+        <w:t xml:space="preserve">Question: A nurse is caring for a client receiving IV fluids at 125 mL/hour. The nurse should change the IV tubing:</w:t>
       </w:r>
     </w:p>
     <w:p>
-      <w:pPr>
-        <w:spacing w:after="0" w:before="0"/>
-      </w:pPr>
       <w:r>
-        <w:rPr>
-          <w:b w:val="0"/>
-          <w:i w:val="0"/>
-          <w:sz w:val="22"/>
-        </w:rPr>
-        <w:t>(b) Give the vaccine only after 6 months</w:t>
+        <w:t xml:space="preserve">(a) According to facility policy, usually every 72–96 hours</w:t>
       </w:r>
     </w:p>
     <w:p>
-      <w:pPr>
-        <w:spacing w:after="0" w:before="0"/>
-      </w:pPr>
       <w:r>
-        <w:rPr>
-          <w:b w:val="0"/>
-          <w:i w:val="0"/>
-          <w:sz w:val="22"/>
-        </w:rPr>
-        <w:t>(c) Advise the client that rubella vaccine is contraindicated after delivery</w:t>
+        <w:t xml:space="preserve">(b) Every 24 hours always</w:t>
       </w:r>
     </w:p>
     <w:p>
-      <w:pPr>
-        <w:spacing w:after="0" w:before="0"/>
-      </w:pPr>
       <w:r>
-        <w:rPr>
-          <w:b w:val="0"/>
-          <w:i w:val="0"/>
-          <w:sz w:val="22"/>
-        </w:rPr>
-        <w:t>(d) Administer rubella immune globulin instead</w:t>
+        <w:t xml:space="preserve">(c) Only when it leaks</w:t>
       </w:r>
     </w:p>
     <w:p>
-      <w:pPr>
-        <w:spacing w:after="0" w:before="40"/>
-      </w:pPr>
       <w:r>
-        <w:rPr>
-          <w:b/>
-          <w:i w:val="0"/>
-          <w:sz w:val="22"/>
-        </w:rPr>
-        <w:t>Answer: a</w:t>
+        <w:t xml:space="preserve">(d) Never</w:t>
       </w:r>
     </w:p>
     <w:p>
-      <w:pPr>
-        <w:spacing w:after="0" w:before="0"/>
-      </w:pPr>
       <w:r>
-        <w:rPr>
-          <w:b w:val="0"/>
-          <w:i w:val="0"/>
-          <w:sz w:val="21"/>
-        </w:rPr>
-        <w:t>Solution: Non-immune postpartum clients should receive the rubella (MMR) vaccine before discharge, with instruction to avoid pregnancy for at least 1 month because it is a live vaccine. It is safe to give immediately after delivery.</w:t>
+        <w:t xml:space="preserve">Answer: a</w:t>
       </w:r>
     </w:p>
     <w:p>
-      <w:pPr>
-        <w:spacing w:after="0" w:before="0"/>
-      </w:pPr>
       <w:r>
-        <w:rPr>
-          <w:b w:val="0"/>
-          <w:i w:val="0"/>
-          <w:sz w:val="20"/>
-        </w:rPr>
-        <w:t>Positive Marks: 1</w:t>
+        <w:t xml:space="preserve">Solution: Primary IV tubing is changed per facility policy (commonly every 72–96 hours, sooner for blood/lipids) to reduce infection risk. The site is also assessed regularly.</w:t>
       </w:r>
     </w:p>
     <w:p>
-      <w:pPr>
-        <w:spacing w:after="160" w:before="0"/>
-      </w:pPr>
       <w:r>
-        <w:rPr>
-          <w:b w:val="0"/>
-          <w:i w:val="0"/>
-          <w:sz w:val="20"/>
-        </w:rPr>
-        <w:t>Negative Marks: 0.25</w:t>
+        <w:t xml:space="preserve">Positive Marks: 1</w:t>
       </w:r>
     </w:p>
     <w:p>
-      <w:pPr>
-        <w:spacing w:after="40" w:before="120"/>
-      </w:pPr>
       <w:r>
-        <w:rPr>
-          <w:b w:val="0"/>
-          <w:i w:val="0"/>
-          <w:sz w:val="22"/>
-        </w:rPr>
-        <w:t>Question: A client admitted for depression is placed on suicide precautions. Which nursing action is most important on the first night?</w:t>
+        <w:t xml:space="preserve">Negative Marks: 0.25</w:t>
       </w:r>
     </w:p>
     <w:p>
-      <w:pPr>
-        <w:spacing w:after="0" w:before="0"/>
-      </w:pPr>
       <w:r>
-        <w:rPr>
-          <w:b w:val="0"/>
-          <w:i w:val="0"/>
-          <w:sz w:val="22"/>
-        </w:rPr>
-        <w:t>(a) Remove belts, laces, glass, and sharps and maintain close observation</w:t>
+        <w:t xml:space="preserve"/>
       </w:r>
     </w:p>
     <w:p>
-      <w:pPr>
-        <w:spacing w:after="0" w:before="0"/>
-      </w:pPr>
       <w:r>
-        <w:rPr>
-          <w:b w:val="0"/>
-          <w:i w:val="0"/>
-          <w:sz w:val="22"/>
-        </w:rPr>
-        <w:t>(b) Encourage the client to keep personal razors for grooming</w:t>
+        <w:t xml:space="preserve">Question: A client with a diagnosis of chronic renal failure is prescribed a low-phosphorus diet. Which food should the client avoid?</w:t>
       </w:r>
     </w:p>
     <w:p>
-      <w:pPr>
-        <w:spacing w:after="0" w:before="0"/>
-      </w:pPr>
       <w:r>
-        <w:rPr>
-          <w:b w:val="0"/>
-          <w:i w:val="0"/>
-          <w:sz w:val="22"/>
-        </w:rPr>
-        <w:t>(c) Allow unrestricted access to the bathroom without checks</w:t>
+        <w:t xml:space="preserve">(a) Cola drinks and dairy products</w:t>
       </w:r>
     </w:p>
     <w:p>
-      <w:pPr>
-        <w:spacing w:after="0" w:before="0"/>
-      </w:pPr>
       <w:r>
-        <w:rPr>
-          <w:b w:val="0"/>
-          <w:i w:val="0"/>
-          <w:sz w:val="22"/>
-        </w:rPr>
-        <w:t>(d) Place the client in a private room at the far end of the unit</w:t>
+        <w:t xml:space="preserve">(b) White bread</w:t>
       </w:r>
     </w:p>
     <w:p>
-      <w:pPr>
-        <w:spacing w:after="0" w:before="40"/>
-      </w:pPr>
       <w:r>
-        <w:rPr>
-          <w:b/>
-          <w:i w:val="0"/>
-          <w:sz w:val="22"/>
-        </w:rPr>
-        <w:t>Answer: a</w:t>
+        <w:t xml:space="preserve">(c) Apples</w:t>
       </w:r>
     </w:p>
     <w:p>
-      <w:pPr>
-        <w:spacing w:after="0" w:before="0"/>
-      </w:pPr>
       <w:r>
-        <w:rPr>
-          <w:b w:val="0"/>
-          <w:i w:val="0"/>
-          <w:sz w:val="21"/>
-        </w:rPr>
-        <w:t>Solution: The environment is secured by removing dangerous objects (belts, shoelaces, sharps, medications) and the client is kept under close observation, especially at night when suicide risk is highest. Privacy and unrestricted access are unsafe.</w:t>
+        <w:t xml:space="preserve">(d) Boiled rice</w:t>
       </w:r>
     </w:p>
     <w:p>
-      <w:pPr>
-        <w:spacing w:after="0" w:before="0"/>
-      </w:pPr>
       <w:r>
-        <w:rPr>
-          <w:b w:val="0"/>
-          <w:i w:val="0"/>
-          <w:sz w:val="20"/>
-        </w:rPr>
-        <w:t>Positive Marks: 1</w:t>
+        <w:t xml:space="preserve">Answer: a</w:t>
       </w:r>
     </w:p>
     <w:p>
-      <w:pPr>
-        <w:spacing w:after="160" w:before="0"/>
-      </w:pPr>
       <w:r>
-        <w:rPr>
-          <w:b w:val="0"/>
-          <w:i w:val="0"/>
-          <w:sz w:val="20"/>
-        </w:rPr>
-        <w:t>Negative Marks: 0.25</w:t>
+        <w:t xml:space="preserve">Solution: Colas and dairy products are high in phosphorus and are limited in renal failure. White bread, apples, and rice are lower in phosphorus.</w:t>
       </w:r>
     </w:p>
     <w:p>
-      <w:pPr>
-        <w:spacing w:after="40" w:before="120"/>
-      </w:pPr>
       <w:r>
-        <w:rPr>
-          <w:b w:val="0"/>
-          <w:i w:val="0"/>
-          <w:sz w:val="22"/>
-        </w:rPr>
-        <w:t>Question: A 3-year-old with epiglottitis is sitting upright, drooling, and anxious. Which action is contraindicated?</w:t>
+        <w:t xml:space="preserve">Positive Marks: 1</w:t>
       </w:r>
     </w:p>
     <w:p>
-      <w:pPr>
-        <w:spacing w:after="0" w:before="0"/>
-      </w:pPr>
       <w:r>
-        <w:rPr>
-          <w:b w:val="0"/>
-          <w:i w:val="0"/>
-          <w:sz w:val="22"/>
-        </w:rPr>
-        <w:t>(a) Examining the throat with a tongue depressor</w:t>
+        <w:t xml:space="preserve">Negative Marks: 0.25</w:t>
       </w:r>
     </w:p>
     <w:p>
-      <w:pPr>
-        <w:spacing w:after="0" w:before="0"/>
-      </w:pPr>
       <w:r>
-        <w:rPr>
-          <w:b w:val="0"/>
-          <w:i w:val="0"/>
-          <w:sz w:val="22"/>
-        </w:rPr>
-        <w:t>(b) Providing humidified oxygen</w:t>
+        <w:t xml:space="preserve"/>
       </w:r>
     </w:p>
     <w:p>
-      <w:pPr>
-        <w:spacing w:after="0" w:before="0"/>
-      </w:pPr>
       <w:r>
-        <w:rPr>
-          <w:b w:val="0"/>
-          <w:i w:val="0"/>
-          <w:sz w:val="22"/>
-        </w:rPr>
-        <w:t>(c) Keeping the child calm and upright</w:t>
+        <w:t xml:space="preserve">Question: A client is admitted with a diagnosis of acute myocardial infarction. Which medication should be administered promptly as ordered?</w:t>
       </w:r>
     </w:p>
     <w:p>
-      <w:pPr>
-        <w:spacing w:after="0" w:before="0"/>
-      </w:pPr>
       <w:r>
-        <w:rPr>
-          <w:b w:val="0"/>
-          <w:i w:val="0"/>
-          <w:sz w:val="22"/>
-        </w:rPr>
-        <w:t>(d) Preparing for emergency airway equipment</w:t>
+        <w:t xml:space="preserve">(a) Aspirin (chewed) for antiplatelet effect</w:t>
       </w:r>
     </w:p>
     <w:p>
-      <w:pPr>
-        <w:spacing w:after="0" w:before="40"/>
-      </w:pPr>
       <w:r>
-        <w:rPr>
-          <w:b/>
-          <w:i w:val="0"/>
-          <w:sz w:val="22"/>
-        </w:rPr>
-        <w:t>Answer: a</w:t>
+        <w:t xml:space="preserve">(b) Vitamin K</w:t>
       </w:r>
     </w:p>
     <w:p>
-      <w:pPr>
-        <w:spacing w:after="0" w:before="0"/>
-      </w:pPr>
       <w:r>
-        <w:rPr>
-          <w:b w:val="0"/>
-          <w:i w:val="0"/>
-          <w:sz w:val="21"/>
-        </w:rPr>
-        <w:t>Solution: In epiglottitis, inspecting the throat can trigger complete airway obstruction and laryngospasm; the throat must NOT be examined with a tongue depressor. The child is kept upright and calm with oxygen and an airway team ready.</w:t>
+        <w:t xml:space="preserve">(c) Digoxin</w:t>
       </w:r>
     </w:p>
     <w:p>
-      <w:pPr>
-        <w:spacing w:after="0" w:before="0"/>
-      </w:pPr>
       <w:r>
-        <w:rPr>
-          <w:b w:val="0"/>
-          <w:i w:val="0"/>
-          <w:sz w:val="20"/>
-        </w:rPr>
-        <w:t>Positive Marks: 1</w:t>
+        <w:t xml:space="preserve">(d) Furosemide only</w:t>
       </w:r>
     </w:p>
     <w:p>
-      <w:pPr>
-        <w:spacing w:after="160" w:before="0"/>
-      </w:pPr>
       <w:r>
-        <w:rPr>
-          <w:b w:val="0"/>
-          <w:i w:val="0"/>
-          <w:sz w:val="20"/>
-        </w:rPr>
-        <w:t>Negative Marks: 0.25</w:t>
+        <w:t xml:space="preserve">Answer: a</w:t>
       </w:r>
     </w:p>
     <w:p>
-      <w:pPr>
-        <w:spacing w:after="40" w:before="120"/>
-      </w:pPr>
       <w:r>
-        <w:rPr>
-          <w:b w:val="0"/>
-          <w:i w:val="0"/>
-          <w:sz w:val="22"/>
-        </w:rPr>
-        <w:t>Question: Which measure is most helpful for a 2-month-old infant with colic who cries intensely each evening?</w:t>
+        <w:t xml:space="preserve">Solution: Aspirin is given immediately (chewed) in suspected MI to reduce platelet aggregation and mortality. It is part of the MONA (morphine, oxygen, nitroglycerin, aspirin) approach.</w:t>
       </w:r>
     </w:p>
     <w:p>
-      <w:pPr>
-        <w:spacing w:after="0" w:before="0"/>
-      </w:pPr>
       <w:r>
-        <w:rPr>
-          <w:b w:val="0"/>
-          <w:i w:val="0"/>
-          <w:sz w:val="22"/>
-        </w:rPr>
-        <w:t>(a) Hold the infant upright and burp frequently during and after feeds</w:t>
+        <w:t xml:space="preserve">Positive Marks: 1</w:t>
       </w:r>
     </w:p>
     <w:p>
-      <w:pPr>
-        <w:spacing w:after="0" w:before="0"/>
-      </w:pPr>
       <w:r>
-        <w:rPr>
-          <w:b w:val="0"/>
-          <w:i w:val="0"/>
-          <w:sz w:val="22"/>
-        </w:rPr>
-        <w:t>(b) Offer cow's milk between breastfeeds</w:t>
+        <w:t xml:space="preserve">Negative Marks: 0.25</w:t>
       </w:r>
     </w:p>
     <w:p>
-      <w:pPr>
-        <w:spacing w:after="0" w:before="0"/>
-      </w:pPr>
       <w:r>
-        <w:rPr>
-          <w:b w:val="0"/>
-          <w:i w:val="0"/>
-          <w:sz w:val="22"/>
-        </w:rPr>
-        <w:t>(c) Shake the infant gently to soothe</w:t>
+        <w:t xml:space="preserve"/>
       </w:r>
     </w:p>
     <w:p>
-      <w:pPr>
-        <w:spacing w:after="0" w:before="0"/>
-      </w:pPr>
       <w:r>
-        <w:rPr>
-          <w:b w:val="0"/>
-          <w:i w:val="0"/>
-          <w:sz w:val="22"/>
-        </w:rPr>
-        <w:t>(d) Tightly swaddle and bounce vigorously</w:t>
+        <w:t xml:space="preserve">Question: A nurse is teaching a client with a diagnosis of gout about dietary changes. Which food should be limited?</w:t>
       </w:r>
     </w:p>
     <w:p>
-      <w:pPr>
-        <w:spacing w:after="0" w:before="40"/>
-      </w:pPr>
       <w:r>
-        <w:rPr>
-          <w:b/>
-          <w:i w:val="0"/>
-          <w:sz w:val="22"/>
-        </w:rPr>
-        <w:t>Answer: a</w:t>
+        <w:t xml:space="preserve">(a) Red meat and shellfish</w:t>
       </w:r>
     </w:p>
     <w:p>
-      <w:pPr>
-        <w:spacing w:after="0" w:before="0"/>
-      </w:pPr>
       <w:r>
-        <w:rPr>
-          <w:b w:val="0"/>
-          <w:i w:val="0"/>
-          <w:sz w:val="21"/>
-        </w:rPr>
-        <w:t>Solution: Colic is managed with upright positioning, frequent burping, feeding on demand, and gentle soothing. Cow's milk under 12 months is inappropriate, and shaking or vigorous bouncing is dangerous (shaken baby syndrome risk).</w:t>
+        <w:t xml:space="preserve">(b) Fresh fruits</w:t>
       </w:r>
     </w:p>
     <w:p>
-      <w:pPr>
-        <w:spacing w:after="0" w:before="0"/>
-      </w:pPr>
       <w:r>
-        <w:rPr>
-          <w:b w:val="0"/>
-          <w:i w:val="0"/>
-          <w:sz w:val="20"/>
-        </w:rPr>
-        <w:t>Positive Marks: 1</w:t>
+        <w:t xml:space="preserve">(c) Whole grain bread</w:t>
       </w:r>
     </w:p>
     <w:p>
-      <w:pPr>
-        <w:spacing w:after="160" w:before="0"/>
-      </w:pPr>
       <w:r>
-        <w:rPr>
-          <w:b w:val="0"/>
-          <w:i w:val="0"/>
-          <w:sz w:val="20"/>
-        </w:rPr>
-        <w:t>Negative Marks: 0.25</w:t>
+        <w:t xml:space="preserve">(d) Green vegetables</w:t>
       </w:r>
     </w:p>
     <w:p>
-      <w:pPr>
-        <w:spacing w:after="40" w:before="120"/>
-      </w:pPr>
       <w:r>
-        <w:rPr>
-          <w:b w:val="0"/>
-          <w:i w:val="0"/>
-          <w:sz w:val="22"/>
-        </w:rPr>
-        <w:t>Question: Which statement correctly explains herd immunity?</w:t>
+        <w:t xml:space="preserve">Answer: a</w:t>
       </w:r>
     </w:p>
     <w:p>
-      <w:pPr>
-        <w:spacing w:after="0" w:before="0"/>
-      </w:pPr>
       <w:r>
-        <w:rPr>
-          <w:b w:val="0"/>
-          <w:i w:val="0"/>
-          <w:sz w:val="22"/>
-        </w:rPr>
-        <w:t>(a) When a large proportion of the population is immune, susceptible individuals are indirectly protected</w:t>
+        <w:t xml:space="preserve">Solution: Purine-rich foods (red meat, organ meats, shellfish) raise uric acid and trigger gout attacks. The client also limits alcohol and stays hydrated.</w:t>
       </w:r>
     </w:p>
     <w:p>
-      <w:pPr>
-        <w:spacing w:after="0" w:before="0"/>
-      </w:pPr>
       <w:r>
-        <w:rPr>
-          <w:b w:val="0"/>
-          <w:i w:val="0"/>
-          <w:sz w:val="22"/>
-        </w:rPr>
-        <w:t>(b) Each person must be vaccinated individually with no community benefit</w:t>
+        <w:t xml:space="preserve">Positive Marks: 1</w:t>
       </w:r>
     </w:p>
     <w:p>
-      <w:pPr>
-        <w:spacing w:after="0" w:before="0"/>
-      </w:pPr>
       <w:r>
-        <w:rPr>
-          <w:b w:val="0"/>
-          <w:i w:val="0"/>
-          <w:sz w:val="22"/>
-        </w:rPr>
-        <w:t>(c) Herd immunity only protects against vector-borne diseases</w:t>
+        <w:t xml:space="preserve">Negative Marks: 0.25</w:t>
       </w:r>
     </w:p>
     <w:p>
-      <w:pPr>
-        <w:spacing w:after="0" w:before="0"/>
-      </w:pPr>
       <w:r>
-        <w:rPr>
-          <w:b w:val="0"/>
-          <w:i w:val="0"/>
-          <w:sz w:val="22"/>
-        </w:rPr>
-        <w:t>(d) Immunity is passed from mother to child only</w:t>
+        <w:t xml:space="preserve"/>
       </w:r>
     </w:p>
     <w:p>
-      <w:pPr>
-        <w:spacing w:after="0" w:before="40"/>
-      </w:pPr>
       <w:r>
-        <w:rPr>
-          <w:b/>
-          <w:i w:val="0"/>
-          <w:sz w:val="22"/>
-        </w:rPr>
-        <w:t>Answer: a</w:t>
+        <w:t xml:space="preserve">Question: A client with a diagnosis of hypothyroidism is prescribed levothyroxine. Which medication interaction should the nurse warn the client about?</w:t>
       </w:r>
     </w:p>
     <w:p>
-      <w:pPr>
-        <w:spacing w:after="0" w:before="0"/>
-      </w:pPr>
       <w:r>
-        <w:rPr>
-          <w:b w:val="0"/>
-          <w:i w:val="0"/>
-          <w:sz w:val="21"/>
-        </w:rPr>
-        <w:t>Solution: Herd immunity occurs when a high proportion of the population is immune (by vaccination or infection), reducing transmission so that even unvaccinated or non-immune individuals are indirectly protected. It requires high, sustained vaccine coverage.</w:t>
+        <w:t xml:space="preserve">(a) Take iron and calcium supplements at least 4 hours apart from levothyroxine</w:t>
       </w:r>
     </w:p>
     <w:p>
-      <w:pPr>
-        <w:spacing w:after="0" w:before="0"/>
-      </w:pPr>
       <w:r>
-        <w:rPr>
-          <w:b w:val="0"/>
-          <w:i w:val="0"/>
-          <w:sz w:val="20"/>
-        </w:rPr>
-        <w:t>Positive Marks: 1</w:t>
+        <w:t xml:space="preserve">(b) Take all supplements together</w:t>
       </w:r>
     </w:p>
     <w:p>
-      <w:pPr>
-        <w:spacing w:after="160" w:before="0"/>
-      </w:pPr>
       <w:r>
-        <w:rPr>
-          <w:b w:val="0"/>
-          <w:i w:val="0"/>
-          <w:sz w:val="20"/>
-        </w:rPr>
-        <w:t>Negative Marks: 0.25</w:t>
+        <w:t xml:space="preserve">(c) Crush the levothyroxine tablet</w:t>
       </w:r>
     </w:p>
     <w:p>
-      <w:pPr>
-        <w:spacing w:after="40" w:before="120"/>
-      </w:pPr>
       <w:r>
-        <w:rPr>
-          <w:b w:val="0"/>
-          <w:i w:val="0"/>
-          <w:sz w:val="22"/>
-        </w:rPr>
-        <w:t>Question: Which enzyme is primarily responsible for the digestion of starch in the mouth and pancreas?</w:t>
+        <w:t xml:space="preserve">(d) Take levothyroxine with a full meal</w:t>
       </w:r>
     </w:p>
     <w:p>
-      <w:pPr>
-        <w:spacing w:after="0" w:before="0"/>
-      </w:pPr>
       <w:r>
-        <w:rPr>
-          <w:b w:val="0"/>
-          <w:i w:val="0"/>
-          <w:sz w:val="22"/>
-        </w:rPr>
-        <w:t>(a) Amylase</w:t>
+        <w:t xml:space="preserve">Answer: a</w:t>
       </w:r>
     </w:p>
     <w:p>
-      <w:pPr>
-        <w:spacing w:after="0" w:before="0"/>
-      </w:pPr>
       <w:r>
-        <w:rPr>
-          <w:b w:val="0"/>
-          <w:i w:val="0"/>
-          <w:sz w:val="22"/>
-        </w:rPr>
-        <w:t>(b) Lipase</w:t>
+        <w:t xml:space="preserve">Solution: Iron, calcium, and antacids bind levothyroxine and reduce absorption — they are separated by at least 4 hours. The tablet is taken whole on an empty stomach.</w:t>
       </w:r>
     </w:p>
     <w:p>
-      <w:pPr>
-        <w:spacing w:after="0" w:before="0"/>
-      </w:pPr>
       <w:r>
-        <w:rPr>
-          <w:b w:val="0"/>
-          <w:i w:val="0"/>
-          <w:sz w:val="22"/>
-        </w:rPr>
-        <w:t>(c) Pepsin</w:t>
+        <w:t xml:space="preserve">Positive Marks: 1</w:t>
       </w:r>
     </w:p>
     <w:p>
-      <w:pPr>
-        <w:spacing w:after="0" w:before="0"/>
-      </w:pPr>
       <w:r>
-        <w:rPr>
-          <w:b w:val="0"/>
-          <w:i w:val="0"/>
-          <w:sz w:val="22"/>
-        </w:rPr>
-        <w:t>(d) Trypsin</w:t>
+        <w:t xml:space="preserve">Negative Marks: 0.25</w:t>
       </w:r>
     </w:p>
     <w:p>
-      <w:pPr>
-        <w:spacing w:after="0" w:before="40"/>
-      </w:pPr>
       <w:r>
-        <w:rPr>
-          <w:b/>
-          <w:i w:val="0"/>
-          <w:sz w:val="22"/>
-        </w:rPr>
-        <w:t>Answer: a</w:t>
+        <w:t xml:space="preserve"/>
       </w:r>
     </w:p>
     <w:p>
-      <w:pPr>
-        <w:spacing w:after="0" w:before="0"/>
-      </w:pPr>
       <w:r>
-        <w:rPr>
-          <w:b w:val="0"/>
-          <w:i w:val="0"/>
-          <w:sz w:val="21"/>
-        </w:rPr>
-        <w:t>Solution: Salivary and pancreatic amylase break down starch into simpler sugars. Lipase digests fats, pepsin digests protein in the stomach, and trypsin digests protein in the small intestine.</w:t>
+        <w:t xml:space="preserve">Question: A client is being discharged after a myocardial infarction. Which instruction about sexual activity is correct?</w:t>
       </w:r>
     </w:p>
     <w:p>
-      <w:pPr>
-        <w:spacing w:after="0" w:before="0"/>
-      </w:pPr>
       <w:r>
-        <w:rPr>
-          <w:b w:val="0"/>
-          <w:i w:val="0"/>
-          <w:sz w:val="20"/>
-        </w:rPr>
-        <w:t>Positive Marks: 1</w:t>
+        <w:t xml:space="preserve">(a) Resume gradually after discussing with the physician, usually within 4–6 weeks</w:t>
       </w:r>
     </w:p>
     <w:p>
-      <w:pPr>
-        <w:spacing w:after="160" w:before="0"/>
-      </w:pPr>
       <w:r>
-        <w:rPr>
-          <w:b w:val="0"/>
-          <w:i w:val="0"/>
-          <w:sz w:val="20"/>
-        </w:rPr>
-        <w:t>Negative Marks: 0.25</w:t>
+        <w:t xml:space="preserve">(b) Resume immediately</w:t>
       </w:r>
     </w:p>
     <w:p>
-      <w:pPr>
-        <w:spacing w:after="40" w:before="120"/>
-      </w:pPr>
       <w:r>
-        <w:rPr>
-          <w:b w:val="0"/>
-          <w:i w:val="0"/>
-          <w:sz w:val="22"/>
-        </w:rPr>
-        <w:t>Question: A client on continuous heparin infusion develops major bleeding. Which agent is the specific antidote?</w:t>
+        <w:t xml:space="preserve">(c) Never resume</w:t>
       </w:r>
     </w:p>
     <w:p>
-      <w:pPr>
-        <w:spacing w:after="0" w:before="0"/>
-      </w:pPr>
       <w:r>
-        <w:rPr>
-          <w:b w:val="0"/>
-          <w:i w:val="0"/>
-          <w:sz w:val="22"/>
-        </w:rPr>
-        <w:t>(a) Protamine sulfate</w:t>
+        <w:t xml:space="preserve">(d) Resume only after 6 months</w:t>
       </w:r>
     </w:p>
     <w:p>
-      <w:pPr>
-        <w:spacing w:after="0" w:before="0"/>
-      </w:pPr>
       <w:r>
-        <w:rPr>
-          <w:b w:val="0"/>
-          <w:i w:val="0"/>
-          <w:sz w:val="22"/>
-        </w:rPr>
-        <w:t>(b) Vitamin K</w:t>
+        <w:t xml:space="preserve">Answer: a</w:t>
       </w:r>
     </w:p>
     <w:p>
-      <w:pPr>
-        <w:spacing w:after="0" w:before="0"/>
-      </w:pPr>
       <w:r>
-        <w:rPr>
-          <w:b w:val="0"/>
-          <w:i w:val="0"/>
-          <w:sz w:val="22"/>
-        </w:rPr>
-        <w:t>(c) Naloxone</w:t>
+        <w:t xml:space="preserve">Solution: Sexual activity is typically resumed 4–6 weeks after MI once the client can tolerate moderate activity; the physician provides individualized clearance.</w:t>
       </w:r>
     </w:p>
     <w:p>
-      <w:pPr>
-        <w:spacing w:after="0" w:before="0"/>
-      </w:pPr>
       <w:r>
-        <w:rPr>
-          <w:b w:val="0"/>
-          <w:i w:val="0"/>
-          <w:sz w:val="22"/>
-        </w:rPr>
-        <w:t>(d) Calcium gluconate</w:t>
+        <w:t xml:space="preserve">Positive Marks: 1</w:t>
       </w:r>
     </w:p>
     <w:p>
-      <w:pPr>
-        <w:spacing w:after="0" w:before="40"/>
-      </w:pPr>
       <w:r>
-        <w:rPr>
-          <w:b/>
-          <w:i w:val="0"/>
-          <w:sz w:val="22"/>
-        </w:rPr>
-        <w:t>Answer: a</w:t>
+        <w:t xml:space="preserve">Negative Marks: 0.25</w:t>
       </w:r>
     </w:p>
     <w:p>
-      <w:pPr>
-        <w:spacing w:after="0" w:before="0"/>
-      </w:pPr>
       <w:r>
-        <w:rPr>
-          <w:b w:val="0"/>
-          <w:i w:val="0"/>
-          <w:sz w:val="21"/>
-        </w:rPr>
-        <w:t>Solution: Protamine sulfate neutralizes heparin. Vitamin K reverses warfarin; naloxone reverses opioids; calcium gluconate treats hyperkalemia or calcium-channel blocker toxicity.</w:t>
+        <w:t xml:space="preserve"/>
       </w:r>
     </w:p>
     <w:p>
-      <w:pPr>
-        <w:spacing w:after="0" w:before="0"/>
-      </w:pPr>
       <w:r>
-        <w:rPr>
-          <w:b w:val="0"/>
-          <w:i w:val="0"/>
-          <w:sz w:val="20"/>
-        </w:rPr>
-        <w:t>Positive Marks: 1</w:t>
+        <w:t xml:space="preserve">Question: A nurse is assessing a client with a diagnosis of peritonitis. Which finding is most characteristic?</w:t>
       </w:r>
     </w:p>
     <w:p>
-      <w:pPr>
-        <w:spacing w:after="160" w:before="0"/>
-      </w:pPr>
       <w:r>
-        <w:rPr>
-          <w:b w:val="0"/>
-          <w:i w:val="0"/>
-          <w:sz w:val="20"/>
-        </w:rPr>
-        <w:t>Negative Marks: 0.25</w:t>
+        <w:t xml:space="preserve">(a) Board-like abdominal rigidity and rebound tenderness</w:t>
       </w:r>
     </w:p>
     <w:p>
-      <w:pPr>
-        <w:spacing w:after="40" w:before="120"/>
-      </w:pPr>
       <w:r>
-        <w:rPr>
-          <w:b w:val="0"/>
-          <w:i w:val="0"/>
-          <w:sz w:val="22"/>
-        </w:rPr>
-        <w:t>Question: Which characteristic is typical of a malignant (cancerous) tumor?</w:t>
+        <w:t xml:space="preserve">(b) Soft, non-tender abdomen</w:t>
       </w:r>
     </w:p>
     <w:p>
-      <w:pPr>
-        <w:spacing w:after="0" w:before="0"/>
-      </w:pPr>
       <w:r>
-        <w:rPr>
-          <w:b w:val="0"/>
-          <w:i w:val="0"/>
-          <w:sz w:val="22"/>
-        </w:rPr>
-        <w:t>(a) Invasion of surrounding tissues and metastasis to distant sites</w:t>
+        <w:t xml:space="preserve">(c) Normal bowel sounds</w:t>
       </w:r>
     </w:p>
     <w:p>
-      <w:pPr>
-        <w:spacing w:after="0" w:before="0"/>
-      </w:pPr>
       <w:r>
-        <w:rPr>
-          <w:b w:val="0"/>
-          <w:i w:val="0"/>
-          <w:sz w:val="22"/>
-        </w:rPr>
-        <w:t>(b) Encapsulation with a well-defined border</w:t>
+        <w:t xml:space="preserve">(d) Absence of fever</w:t>
       </w:r>
     </w:p>
     <w:p>
-      <w:pPr>
-        <w:spacing w:after="0" w:before="0"/>
-      </w:pPr>
       <w:r>
-        <w:rPr>
-          <w:b w:val="0"/>
-          <w:i w:val="0"/>
-          <w:sz w:val="22"/>
-        </w:rPr>
-        <w:t>(c) Slow growth with no spread</w:t>
+        <w:t xml:space="preserve">Answer: a</w:t>
       </w:r>
     </w:p>
     <w:p>
-      <w:pPr>
-        <w:spacing w:after="0" w:before="0"/>
-      </w:pPr>
       <w:r>
-        <w:rPr>
-          <w:b w:val="0"/>
-          <w:i w:val="0"/>
-          <w:sz w:val="22"/>
-        </w:rPr>
-        <w:t>(d) Composed of well-differentiated cells resembling the tissue of origin</w:t>
+        <w:t xml:space="preserve">Solution: Peritonitis causes involuntary muscle spasm (board-like rigidity), severe pain, rebound tenderness, absent bowel sounds, and fever. It is a surgical emergency.</w:t>
       </w:r>
     </w:p>
     <w:p>
-      <w:pPr>
-        <w:spacing w:after="0" w:before="40"/>
-      </w:pPr>
       <w:r>
-        <w:rPr>
-          <w:b/>
-          <w:i w:val="0"/>
-          <w:sz w:val="22"/>
-        </w:rPr>
-        <w:t>Answer: a</w:t>
+        <w:t xml:space="preserve">Positive Marks: 1</w:t>
       </w:r>
     </w:p>
     <w:p>
-      <w:pPr>
-        <w:spacing w:after="0" w:before="0"/>
-      </w:pPr>
       <w:r>
-        <w:rPr>
-          <w:b w:val="0"/>
-          <w:i w:val="0"/>
-          <w:sz w:val="21"/>
-        </w:rPr>
-        <w:t>Solution: Malignant tumors invade adjacent tissues and metastasize to distant organs; their cells are poorly differentiated and grow rapidly. Benign tumors are encapsulated, slow-growing, and non-metastasizing.</w:t>
+        <w:t xml:space="preserve">Negative Marks: 0.25</w:t>
       </w:r>
     </w:p>
     <w:p>
-      <w:pPr>
-        <w:spacing w:after="0" w:before="0"/>
-      </w:pPr>
       <w:r>
-        <w:rPr>
-          <w:b w:val="0"/>
-          <w:i w:val="0"/>
-          <w:sz w:val="20"/>
-        </w:rPr>
-        <w:t>Positive Marks: 1</w:t>
+        <w:t xml:space="preserve"/>
       </w:r>
     </w:p>
     <w:p>
-      <w:pPr>
-        <w:spacing w:after="160" w:before="0"/>
-      </w:pPr>
       <w:r>
-        <w:rPr>
-          <w:b w:val="0"/>
-          <w:i w:val="0"/>
-          <w:sz w:val="20"/>
-        </w:rPr>
-        <w:t>Negative Marks: 0.25</w:t>
+        <w:t xml:space="preserve">Question: A client with a diagnosis of acute glomerulonephritis should be monitored for which complication?</w:t>
+      </w:r>
+    </w:p>
+    <w:p>
+      <w:r>
+        <w:t xml:space="preserve">(a) Hypertensive encephalopathy</w:t>
+      </w:r>
+    </w:p>
+    <w:p>
+      <w:r>
+        <w:t xml:space="preserve">(b) Hypokalemia</w:t>
+      </w:r>
+    </w:p>
+    <w:p>
+      <w:r>
+        <w:t xml:space="preserve">(c) Decreased blood pressure only</w:t>
+      </w:r>
+    </w:p>
+    <w:p>
+      <w:r>
+        <w:t xml:space="preserve">(d) Polyuria</w:t>
+      </w:r>
+    </w:p>
+    <w:p>
+      <w:r>
+        <w:t xml:space="preserve">Answer: a</w:t>
+      </w:r>
+    </w:p>
+    <w:p>
+      <w:r>
+        <w:t xml:space="preserve">Solution: Acute glomerulonephritis causes hypertension that can lead to hypertensive encephalopathy (headache, seizures). BP is monitored and antihypertensives given.</w:t>
+      </w:r>
+    </w:p>
+    <w:p>
+      <w:r>
+        <w:t xml:space="preserve">Positive Marks: 1</w:t>
+      </w:r>
+    </w:p>
+    <w:p>
+      <w:r>
+        <w:t xml:space="preserve">Negative Marks: 0.25</w:t>
+      </w:r>
+    </w:p>
+    <w:p>
+      <w:r>
+        <w:t xml:space="preserve"/>
+      </w:r>
+    </w:p>
+    <w:p>
+      <w:r>
+        <w:t xml:space="preserve">Question: A client is prescribed an anticholinergic medication for overactive bladder. The nurse should teach the client to:</w:t>
+      </w:r>
+    </w:p>
+    <w:p>
+      <w:r>
+        <w:t xml:space="preserve">(a) Report dry mouth, constipation, and difficulty urinating</w:t>
+      </w:r>
+    </w:p>
+    <w:p>
+      <w:r>
+        <w:t xml:space="preserve">(b) Expect increased urination</w:t>
+      </w:r>
+    </w:p>
+    <w:p>
+      <w:r>
+        <w:t xml:space="preserve">(c) Take the drug with grapefruit juice</w:t>
+      </w:r>
+    </w:p>
+    <w:p>
+      <w:r>
+        <w:t xml:space="preserve">(d) Double the dose if symptoms persist</w:t>
+      </w:r>
+    </w:p>
+    <w:p>
+      <w:r>
+        <w:t xml:space="preserve">Answer: a</w:t>
+      </w:r>
+    </w:p>
+    <w:p>
+      <w:r>
+        <w:t xml:space="preserve">Solution: Anticholinergics cause dry mouth, constipation, blurred vision, and urinary retention — the client reports bothersome effects. Doses are never doubled.</w:t>
+      </w:r>
+    </w:p>
+    <w:p>
+      <w:r>
+        <w:t xml:space="preserve">Positive Marks: 1</w:t>
+      </w:r>
+    </w:p>
+    <w:p>
+      <w:r>
+        <w:t xml:space="preserve">Negative Marks: 0.25</w:t>
       </w:r>
     </w:p>
     <w:sectPr>
       <w:pgSz w:w="12240" w:h="15840"/>
-      <w:pgMar w:top="864" w:right="1008" w:bottom="864" w:left="1008" w:header="720" w:footer="720" w:gutter="0"/>
+      <w:pgMar w:top="1440" w:right="1800" w:bottom="1440" w:left="1800" w:header="720" w:footer="720" w:gutter="0"/>
       <w:cols w:space="720"/>
       <w:docGrid w:linePitch="360"/>
     </w:sectPr>
@@ -2715,10 +1365,6 @@
     <w:name w:val="Normal"/>
     <w:qFormat/>
     <w:rsid w:val="00FC693F"/>
-    <w:rPr>
-      <w:rFonts w:ascii="Calibri" w:hAnsi="Calibri"/>
-      <w:sz w:val="22"/>
-    </w:rPr>
   </w:style>
   <w:style w:type="paragraph" w:styleId="Header">
     <w:name w:val="header"/>
